--- a/docs/Phan_Dang_Tuan7.docx
+++ b/docs/Phan_Dang_Tuan7.docx
@@ -93,7 +93,7 @@
           <w:rFonts w:ascii="Times New Roman" w:hAnsi="Times New Roman"/>
           <w:sz w:val="22"/>
         </w:rPr>
-        <w:t>P1 (Duy, Nam, 22 tuổi, 65 kg, 170 cm, vận động MODERATE, mục tiêu MAINTAIN).</w:t>
+        <w:t>P1 (Duy, Male, 22 tuổi, 65.0 kg, 170.0 cm, vận động MODERATE, mục tiêu MAINTAIN).</w:t>
       </w:r>
     </w:p>
     <w:p>
@@ -135,7 +135,7 @@
           <w:rFonts w:ascii="Times New Roman" w:hAnsi="Times New Roman"/>
           <w:sz w:val="22"/>
         </w:rPr>
-        <w:t>dim = 8 biến liên tục đại diện cho khối lượng 8 món ăn trong miền [25, 350] g.</w:t>
+        <w:t>dim = 8 biến liên tục đại diện cho khối lượng các món ăn trong miền [25, 350] g.</w:t>
       </w:r>
     </w:p>
     <w:p>
@@ -150,7 +150,7 @@
           <w:color w:val="232323"/>
           <w:sz w:val="23"/>
         </w:rPr>
-        <w:t>4.2. Danh mục 8 món ăn cố định (Seed 7000)</w:t>
+        <w:t>4.2. Danh mục các món ăn cố định</w:t>
       </w:r>
     </w:p>
     <w:p>
@@ -166,7 +166,7 @@
           <w:color w:val="232323"/>
           <w:sz w:val="22"/>
         </w:rPr>
-        <w:t>Để bảo đảm tính công bằng tuyệt đối giữa các thuật toán, 8 món ăn được cố định bằng seed lấy mẫu 7000 (ghi nhận tại `experiments/week7/food_ids_p1.txt`): BAGELS ONION, Cereals ready-to-eat, 6 BEEF ENCHILADAS, 100% ORGANIC PEA PASTA, APPLE CRANBERRY PECAN CHICKEN SALAD, ARTISAN WOOD-FIRED CRUST, Figs canned, ANTIOXIDANT BLEND HARVEST BERRIES.</w:t>
+        <w:t>Các món ăn được lựa chọn cố định từ cơ sở dữ liệu: BAGELS, ONION, Cereals ready-to-eat, wheat and bran, presweetened with nuts and fruits, 6 BEEF ENCHILADAS, 100% ORGANIC PEA PASTA, PENNE, APPLE CRANBERRY PECAN CHICKEN SALAD, APPLE CRANBERRY PECAN CHICKEN, ARTISAN WOOD-FIRED CRUST, Figs, canned, water pack, solids and liquids, ANTIOXIDANT BLEND HARVEST BERRIES ORGANIC STRAWBERRIES, BLACKBERRIES &amp; BLUEBERRIES, ANTIOXIDANT BLEND HARVEST BERRIES.</w:t>
       </w:r>
     </w:p>
     <w:p>
@@ -197,7 +197,7 @@
           <w:color w:val="232323"/>
           <w:sz w:val="22"/>
         </w:rPr>
-        <w:t>Thực nghiệm được tiến hành nghiêm túc qua M=10 runs độc lập với các seed từ 7001 đến 7010, mỗi run chạy 200 vòng lặp với quy mô quần thể N=30 cá thể. Dữ liệu trích xuất trực tiếp từ các file CSV kết quả:</w:t>
+        <w:t>Thực nghiệm được tiến hành nghiêm túc qua M=10 runs độc lập, mỗi run chạy 200 vòng lặp với quy mô quần thể N=30 cá thể. Dữ liệu trích xuất trực tiếp từ các file CSV kết quả:</w:t>
       </w:r>
     </w:p>
     <w:tbl>
@@ -580,7 +580,7 @@
                 <w:rFonts w:ascii="Times New Roman" w:hAnsi="Times New Roman"/>
                 <w:sz w:val="19"/>
               </w:rPr>
-              <w:t>1.21s</w:t>
+              <w:t>0.77s</w:t>
             </w:r>
           </w:p>
         </w:tc>
@@ -766,7 +766,7 @@
                 <w:rFonts w:ascii="Times New Roman" w:hAnsi="Times New Roman"/>
                 <w:sz w:val="19"/>
               </w:rPr>
-              <w:t>0.96s</w:t>
+              <w:t>0.92s</w:t>
             </w:r>
           </w:p>
         </w:tc>
@@ -1439,7 +1439,7 @@
           <w:color w:val="5A5A5A"/>
           <w:sz w:val="19"/>
         </w:rPr>
-        <w:t>Hình 5.1 (W7-F1). Đường cong hội tụ trung bình DBO vs IDBO trên P1</w:t>
+        <w:t>Hình 5.1 (W7-F1). Đường cong hội tụ trung bình DBO vs IDBO trên P1 (M=10 runs)</w:t>
       </w:r>
     </w:p>
     <w:p>
@@ -1490,7 +1490,7 @@
           <w:color w:val="5A5A5A"/>
           <w:sz w:val="19"/>
         </w:rPr>
-        <w:t>Hình 5.2 (W7-F2). Biểu đồ hộp phân bố Best Fitness DBO vs IDBO</w:t>
+        <w:t>Hình 5.2 (W7-F2). Biểu đồ hộp phân bố Best Fitness DBO vs IDBO (M=10 runs)</w:t>
       </w:r>
     </w:p>
     <w:p>
@@ -1526,7 +1526,7 @@
           <w:rFonts w:ascii="Times New Roman" w:hAnsi="Times New Roman"/>
           <w:sz w:val="22"/>
         </w:rPr>
-        <w:t>HÒA. Cả DBO và IDBO đều đạt fitness trung bình 99.1533 (±0.0831). Độ chênh lệch là 0.00% (&lt; 1.0%).</w:t>
+        <w:t>HÒA (1%). Cả DBO và IDBO đều đạt fitness trung bình 99.1533 (±0.0831) và 99.1533 (±0.0831). Độ chênh lệch là 0.00% (&lt; 1.0%).</w:t>
       </w:r>
     </w:p>
     <w:p>
@@ -1568,7 +1568,7 @@
           <w:rFonts w:ascii="Times New Roman" w:hAnsi="Times New Roman"/>
           <w:sz w:val="22"/>
         </w:rPr>
-        <w:t>Năng lượng đạt 2492.29 kcal so với mục tiêu 2491.62 kcal. Độ lệch chỉ 0.027% (~0.03%).</w:t>
+        <w:t>Năng lượng đạt 2492.49 kcal so với mục tiêu 2491.62 kcal. Độ lệch chỉ 0.035% (~0.03%).</w:t>
       </w:r>
     </w:p>
     <w:p>
@@ -1589,7 +1589,7 @@
           <w:rFonts w:ascii="Times New Roman" w:hAnsi="Times New Roman"/>
           <w:sz w:val="22"/>
         </w:rPr>
-        <w:t>DBO chạy trung bình 1.21s; IDBO chạy 0.96s. IDBO nhanh hơn DBO khoảng 21.0%.</w:t>
+        <w:t>DBO chạy trung bình 0.77s; IDBO chạy 0.92s. IDBO chậm hơn 19.7%.</w:t>
       </w:r>
     </w:p>
     <w:p>

--- a/docs/Phan_Dang_Tuan7.docx
+++ b/docs/Phan_Dang_Tuan7.docx
@@ -580,7 +580,7 @@
                 <w:rFonts w:ascii="Times New Roman" w:hAnsi="Times New Roman"/>
                 <w:sz w:val="19"/>
               </w:rPr>
-              <w:t>0.77s</w:t>
+              <w:t>0.59s</w:t>
             </w:r>
           </w:p>
         </w:tc>
@@ -766,7 +766,7 @@
                 <w:rFonts w:ascii="Times New Roman" w:hAnsi="Times New Roman"/>
                 <w:sz w:val="19"/>
               </w:rPr>
-              <w:t>0.92s</w:t>
+              <w:t>0.70s</w:t>
             </w:r>
           </w:p>
         </w:tc>
@@ -1526,7 +1526,7 @@
           <w:rFonts w:ascii="Times New Roman" w:hAnsi="Times New Roman"/>
           <w:sz w:val="22"/>
         </w:rPr>
-        <w:t>HÒA (1%). Cả DBO và IDBO đều đạt fitness trung bình 99.1533 (±0.0831) và 99.1533 (±0.0831). Độ chênh lệch là 0.00% (&lt; 1.0%).</w:t>
+        <w:t>HÒA (1%). Cả DBO và IDBO đều đạt fitness trung bình 99.1533 (±0.0831) và 99.1533 (±0.0831). Độ chênh lệch là 0.00%, dưới ngưỡng 1.0%.</w:t>
       </w:r>
     </w:p>
     <w:p>
@@ -1547,7 +1547,7 @@
           <w:rFonts w:ascii="Times New Roman" w:hAnsi="Times New Roman"/>
           <w:sz w:val="22"/>
         </w:rPr>
-        <w:t>Thực đơn ngẫu nhiên có trung bình 2.70 vi phạm. Thực đơn DBO/IDBO đạt 0.00 vi phạm. Giảm triệt để 100% số vi phạm.</w:t>
+        <w:t>Thực đơn ngẫu nhiên có trung bình 2.70 vi phạm. Thực đơn DBO/IDBO còn trung bình 0.00 vi phạm.</w:t>
       </w:r>
     </w:p>
     <w:p>
@@ -1589,7 +1589,7 @@
           <w:rFonts w:ascii="Times New Roman" w:hAnsi="Times New Roman"/>
           <w:sz w:val="22"/>
         </w:rPr>
-        <w:t>DBO chạy trung bình 0.77s; IDBO chạy 0.92s. IDBO chậm hơn 19.7%.</w:t>
+        <w:t>DBO chạy trung bình 0.59s; IDBO chạy 0.70s. IDBO chậm hơn 20.0%.</w:t>
       </w:r>
     </w:p>
     <w:p>
@@ -1610,7 +1610,7 @@
           <w:rFonts w:ascii="Times New Roman" w:hAnsi="Times New Roman"/>
           <w:sz w:val="22"/>
         </w:rPr>
-        <w:t>Fitness tăng dốc trong 30 vòng lặp đầu, tiệm cận vùng tối ưu &gt;99.0 ở vòng lặp 50, và duy trì ổn định đến vòng lặp 200.</w:t>
+        <w:t>Fitness tăng nhanh trong các vòng đầu, đạt ~99% giá trị cuối (99.1533) quanh vòng lặp 10 và duy trì ổn định đến vòng lặp 200.</w:t>
       </w:r>
     </w:p>
     <w:sectPr>
